--- a/img/Veille_IA_Cybersecurite.docx
+++ b/img/Veille_IA_Cybersecurite.docx
@@ -81,7 +81,7 @@
                 <w:sz w:val="20"/>
                 <w:szCs w:val="20"/>
               </w:rPr>
-              <w:t xml:space="preserve">BTS SIO 2ème année - SISR  |  AYANN BRUNEL HASSAN</w:t>
+              <w:t xml:space="preserve">BTS SIO 2ème année - SLAM  |  ETHAN DELAINE HENNECART</w:t>
             </w:r>
           </w:p>
         </w:tc>
@@ -118,7 +118,7 @@
           <w:sz w:val="20"/>
           <w:szCs w:val="20"/>
         </w:rPr>
-        <w:t xml:space="preserve">La veille technologique permet à un technicien SISR de rester informé sur les évolutions techniques et les bonnes pratiques dans son domaine. Pour cette veille, j'ai choisi le sujet de l'intelligence artificielle dans la cybersécurité.</w:t>
+        <w:t xml:space="preserve">La veille technologique permet à un technicien SLAM de rester informé sur les évolutions techniques et les bonnes pratiques dans son domaine. Pour cette veille, j'ai choisi le sujet de l'intelligence artificielle dans la cybersécurité.</w:t>
       </w:r>
     </w:p>
     <w:p>
@@ -144,7 +144,7 @@
           <w:sz w:val="20"/>
           <w:szCs w:val="20"/>
         </w:rPr>
-        <w:t xml:space="preserve">En 2025, l'IA est au coeur des enjeux cyber : l'ANSSI publie une stratégie dédiée, les cyberattaques alimentées par l'IA bondissent de 72 % à l'échelle mondiale, et le marché de la cybersécurité IA devrait atteindre 93 Md$ d'ici 2030. Pour un technicien SISR, comprendre ces évolutions est essentiel afin d'adapter les défenses des infrastructures qu'il administre.</w:t>
+        <w:t xml:space="preserve">En 2025, l'IA est au coeur des enjeux cyber : l'ANSSI publie une stratégie dédiée, les cyberattaques alimentées par l'IA bondissent de 72 % à l'échelle mondiale, et le marché de la cybersécurité IA devrait atteindre 93 Md$ d'ici 2030. Pour un technicien SLAM, comprendre ces évolutions est essentiel afin d'adapter les défenses des infrastructures qu'il administre.</w:t>
       </w:r>
     </w:p>
     <w:p>
@@ -2771,7 +2771,7 @@
           <w:sz w:val="20"/>
           <w:szCs w:val="20"/>
         </w:rPr>
-        <w:t xml:space="preserve">L'enjeu pour les entreprises est de ne pas subir ce double phénomène : il faut adopter les outils IA défensifs (SIEM, EDR, SOAR augmentés) tout en formant les collaborateurs à reconnaître les nouvelles formes d'attaques. Pour un technicien SISR, maîtriser ces technologies — et comprendre leurs limites éthiques et réglementaires (AI Act, RGPD) — est désormais indispensable pour sécuriser les infrastructures des entreprises.</w:t>
+        <w:t xml:space="preserve">L'enjeu pour les entreprises est de ne pas subir ce double phénomène : il faut adopter les outils IA défensifs (SIEM, EDR, SOAR augmentés) tout en formant les collaborateurs à reconnaître les nouvelles formes d'attaques. Pour un technicien SLAM, maîtriser ces technologies — et comprendre leurs limites éthiques et réglementaires (AI Act, RGPD) — est désormais indispensable pour sécuriser les infrastructures des entreprises.</w:t>
       </w:r>
     </w:p>
     <w:sectPr>
@@ -2844,7 +2844,7 @@
         <w:sz w:val="16"/>
         <w:szCs w:val="16"/>
       </w:rPr>
-      <w:t xml:space="preserve">AYANN BRUNEL HASSAN  |  BTS SIO SISR 2ème année  |  Page </w:t>
+      <w:t xml:space="preserve">ETHAN DELAINE HENNECART  |  BTS SIO SLAM 2ème année  |  Page </w:t>
     </w:r>
     <w:fldSimple w:instr="PAGE"/>
   </w:p>
@@ -2970,7 +2970,7 @@
               <w:sz w:val="16"/>
               <w:szCs w:val="16"/>
             </w:rPr>
-            <w:t xml:space="preserve">BTS SIO 2ème année - SISR</w:t>
+            <w:t xml:space="preserve">BTS SIO 2ème année - SLAM</w:t>
           </w:r>
         </w:p>
       </w:tc>
